--- a/docs/Tesztelés és Hibakezelés.docx
+++ b/docs/Tesztelés és Hibakezelés.docx
@@ -141,13 +141,17 @@
         <w:pStyle w:val="Listaszerbekezds"/>
         <w:ind w:left="1080"/>
         <w:rPr>
-          <w:sz w:val="50"/>
-          <w:szCs w:val="50"/>
-        </w:rPr>
-      </w:pPr>
-      <w:r>
-        <w:rPr>
+          <w:rFonts w:ascii="Times New Roman" w:hAnsi="Times New Roman" w:cs="Times New Roman"/>
+          <w:sz w:val="24"/>
+          <w:szCs w:val="24"/>
+        </w:rPr>
+      </w:pPr>
+      <w:r>
+        <w:rPr>
+          <w:rFonts w:ascii="Times New Roman" w:hAnsi="Times New Roman" w:cs="Times New Roman"/>
           <w:noProof/>
+          <w:sz w:val="24"/>
+          <w:szCs w:val="24"/>
         </w:rPr>
         <w:drawing>
           <wp:inline distT="0" distB="0" distL="0" distR="0" wp14:anchorId="15DCCDF3" wp14:editId="52D59F25">
@@ -217,59 +221,198 @@
     </w:p>
     <w:p>
       <w:pPr>
-        <w:rPr>
-          <w:sz w:val="50"/>
-          <w:szCs w:val="50"/>
-        </w:rPr>
-      </w:pPr>
-    </w:p>
-    <w:p>
-      <w:pPr>
-        <w:rPr>
-          <w:sz w:val="50"/>
-          <w:szCs w:val="50"/>
-        </w:rPr>
-      </w:pPr>
-    </w:p>
-    <w:p>
-      <w:pPr>
-        <w:rPr>
-          <w:sz w:val="50"/>
-          <w:szCs w:val="50"/>
-        </w:rPr>
-      </w:pPr>
-    </w:p>
-    <w:p>
-      <w:pPr>
-        <w:rPr>
-          <w:sz w:val="50"/>
-          <w:szCs w:val="50"/>
-        </w:rPr>
-      </w:pPr>
-    </w:p>
-    <w:p>
-      <w:pPr>
-        <w:rPr>
-          <w:sz w:val="50"/>
-          <w:szCs w:val="50"/>
-        </w:rPr>
-      </w:pPr>
+        <w:ind w:left="1410"/>
+        <w:rPr>
+          <w:rFonts w:ascii="Times New Roman" w:hAnsi="Times New Roman" w:cs="Times New Roman"/>
+          <w:sz w:val="24"/>
+          <w:szCs w:val="24"/>
+        </w:rPr>
+      </w:pPr>
+      <w:r>
+        <w:rPr>
+          <w:rFonts w:ascii="Times New Roman" w:hAnsi="Times New Roman" w:cs="Times New Roman"/>
+          <w:sz w:val="24"/>
+          <w:szCs w:val="24"/>
+        </w:rPr>
+        <w:t>beraktuk listába (”</w:t>
+      </w:r>
+      <w:proofErr w:type="spellStart"/>
+      <w:r>
+        <w:rPr>
+          <w:rFonts w:ascii="Times New Roman" w:hAnsi="Times New Roman" w:cs="Times New Roman"/>
+          <w:sz w:val="24"/>
+          <w:szCs w:val="24"/>
+        </w:rPr>
+        <w:t>trans</w:t>
+      </w:r>
+      <w:proofErr w:type="spellEnd"/>
+      <w:r>
+        <w:rPr>
+          <w:rFonts w:ascii="Times New Roman" w:hAnsi="Times New Roman" w:cs="Times New Roman"/>
+          <w:sz w:val="24"/>
+          <w:szCs w:val="24"/>
+        </w:rPr>
+        <w:t xml:space="preserve"> listába”) és így nem tudott  csak úgy elindulni a profil menürész ha a felhasználó beírta az </w:t>
+      </w:r>
+      <w:r>
+        <w:rPr>
+          <w:rFonts w:ascii="Times New Roman" w:hAnsi="Times New Roman" w:cs="Times New Roman"/>
+          <w:sz w:val="24"/>
+          <w:szCs w:val="24"/>
+        </w:rPr>
+        <w:t>URL</w:t>
+      </w:r>
+      <w:r>
+        <w:rPr>
+          <w:rFonts w:ascii="Times New Roman" w:hAnsi="Times New Roman" w:cs="Times New Roman"/>
+          <w:sz w:val="24"/>
+          <w:szCs w:val="24"/>
+        </w:rPr>
+        <w:t xml:space="preserve"> cím végére azt hogy ”profil”.</w:t>
+      </w:r>
+    </w:p>
+    <w:p>
+      <w:pPr>
+        <w:rPr>
+          <w:sz w:val="50"/>
+          <w:szCs w:val="50"/>
+        </w:rPr>
+      </w:pPr>
+    </w:p>
+    <w:p>
+      <w:pPr>
+        <w:rPr>
+          <w:sz w:val="50"/>
+          <w:szCs w:val="50"/>
+        </w:rPr>
+      </w:pPr>
+    </w:p>
+    <w:p>
+      <w:pPr>
+        <w:rPr>
+          <w:sz w:val="50"/>
+          <w:szCs w:val="50"/>
+        </w:rPr>
+      </w:pPr>
+    </w:p>
+    <w:p>
+      <w:pPr>
+        <w:rPr>
+          <w:sz w:val="50"/>
+          <w:szCs w:val="50"/>
+        </w:rPr>
+      </w:pPr>
+    </w:p>
+    <w:p>
+      <w:pPr>
+        <w:rPr>
+          <w:sz w:val="50"/>
+          <w:szCs w:val="50"/>
+        </w:rPr>
+      </w:pPr>
+    </w:p>
+    <w:p>
+      <w:pPr>
+        <w:rPr>
+          <w:sz w:val="50"/>
+          <w:szCs w:val="50"/>
+        </w:rPr>
+      </w:pPr>
+      <w:r>
+        <w:rPr>
+          <w:sz w:val="50"/>
+          <w:szCs w:val="50"/>
+        </w:rPr>
+        <w:t>2.</w:t>
+      </w:r>
+    </w:p>
+    <w:p>
+      <w:pPr>
+        <w:rPr>
+          <w:sz w:val="50"/>
+          <w:szCs w:val="50"/>
+        </w:rPr>
+      </w:pPr>
+      <w:r>
+        <w:rPr>
+          <w:sz w:val="50"/>
+          <w:szCs w:val="50"/>
+        </w:rPr>
+        <w:tab/>
+        <w:t>Hiba:</w:t>
+      </w:r>
+    </w:p>
+    <w:p>
+      <w:pPr>
+        <w:ind w:left="708"/>
+        <w:rPr>
+          <w:rFonts w:ascii="Times New Roman" w:hAnsi="Times New Roman" w:cs="Times New Roman"/>
+          <w:sz w:val="24"/>
+          <w:szCs w:val="24"/>
+        </w:rPr>
+      </w:pPr>
+      <w:r>
+        <w:rPr>
+          <w:rFonts w:ascii="Times New Roman" w:hAnsi="Times New Roman" w:cs="Times New Roman"/>
+          <w:sz w:val="24"/>
+          <w:szCs w:val="24"/>
+        </w:rPr>
+        <w:t xml:space="preserve">Ha a felhasználó </w:t>
+      </w:r>
+      <w:r>
+        <w:rPr>
+          <w:rFonts w:ascii="Times New Roman" w:hAnsi="Times New Roman" w:cs="Times New Roman"/>
+          <w:sz w:val="24"/>
+          <w:szCs w:val="24"/>
+        </w:rPr>
+        <w:t xml:space="preserve">nincs bejelentkezve akkor a kölcsönzés oldalon nem tud addig bérelni autót ameddig be nem jelentkezett. </w:t>
+      </w:r>
+      <w:proofErr w:type="gramStart"/>
+      <w:r>
+        <w:rPr>
+          <w:rFonts w:ascii="Times New Roman" w:hAnsi="Times New Roman" w:cs="Times New Roman"/>
+          <w:sz w:val="24"/>
+          <w:szCs w:val="24"/>
+        </w:rPr>
+        <w:t>A ”jelentkezned</w:t>
+      </w:r>
+      <w:proofErr w:type="gramEnd"/>
+      <w:r>
+        <w:rPr>
+          <w:rFonts w:ascii="Times New Roman" w:hAnsi="Times New Roman" w:cs="Times New Roman"/>
+          <w:sz w:val="24"/>
+          <w:szCs w:val="24"/>
+        </w:rPr>
+        <w:t xml:space="preserve">” kék színű szövegnél tud a felhasználó kattintásra átkerülni a bejelentkezés oldalra és ott tud belépni ha regisztrált előtte a felhasználó. Itt volt a </w:t>
+      </w:r>
+      <w:proofErr w:type="gramStart"/>
+      <w:r>
+        <w:rPr>
+          <w:rFonts w:ascii="Times New Roman" w:hAnsi="Times New Roman" w:cs="Times New Roman"/>
+          <w:sz w:val="24"/>
+          <w:szCs w:val="24"/>
+        </w:rPr>
+        <w:t>hiba ,</w:t>
+      </w:r>
+      <w:proofErr w:type="gramEnd"/>
+      <w:r>
+        <w:rPr>
+          <w:rFonts w:ascii="Times New Roman" w:hAnsi="Times New Roman" w:cs="Times New Roman"/>
+          <w:sz w:val="24"/>
+          <w:szCs w:val="24"/>
+        </w:rPr>
+        <w:t xml:space="preserve"> mivel ha így próbált bejelentkezni akkor az egész div kapott egy halvány szürke mezőt amire nem lehetett kattintani és csak frissítéssel lehetett kilépni az oldalról</w:t>
+      </w:r>
     </w:p>
     <w:p>
       <w:pPr>
         <w:ind w:firstLine="708"/>
         <w:rPr>
-          <w:sz w:val="50"/>
-          <w:szCs w:val="50"/>
-        </w:rPr>
-      </w:pPr>
-      <w:r>
-        <w:rPr>
-          <w:sz w:val="50"/>
-          <w:szCs w:val="50"/>
-        </w:rPr>
-        <w:t>2.</w:t>
-      </w:r>
+          <w:rFonts w:ascii="Times New Roman" w:hAnsi="Times New Roman" w:cs="Times New Roman"/>
+          <w:sz w:val="24"/>
+          <w:szCs w:val="24"/>
+        </w:rPr>
+      </w:pPr>
     </w:p>
     <w:p>
       <w:pPr>
@@ -282,77 +425,422 @@
       </w:pPr>
       <w:r>
         <w:rPr>
-          <w:sz w:val="50"/>
-          <w:szCs w:val="50"/>
+          <w:noProof/>
+        </w:rPr>
+        <w:drawing>
+          <wp:inline distT="0" distB="0" distL="0" distR="0">
+            <wp:extent cx="5760720" cy="2734519"/>
+            <wp:effectExtent l="0" t="0" r="0" b="8890"/>
+            <wp:docPr id="3" name="Kép 3"/>
+            <wp:cNvGraphicFramePr>
+              <a:graphicFrameLocks xmlns:a="http://schemas.openxmlformats.org/drawingml/2006/main" noChangeAspect="1"/>
+            </wp:cNvGraphicFramePr>
+            <a:graphic xmlns:a="http://schemas.openxmlformats.org/drawingml/2006/main">
+              <a:graphicData uri="http://schemas.openxmlformats.org/drawingml/2006/picture">
+                <pic:pic xmlns:pic="http://schemas.openxmlformats.org/drawingml/2006/picture">
+                  <pic:nvPicPr>
+                    <pic:cNvPr id="0" name="Picture 6"/>
+                    <pic:cNvPicPr>
+                      <a:picLocks noChangeAspect="1" noChangeArrowheads="1"/>
+                    </pic:cNvPicPr>
+                  </pic:nvPicPr>
+                  <pic:blipFill>
+                    <a:blip r:embed="rId6" cstate="print">
+                      <a:extLst>
+                        <a:ext uri="{28A0092B-C50C-407E-A947-70E740481C1C}">
+                          <a14:useLocalDpi xmlns:a14="http://schemas.microsoft.com/office/drawing/2010/main" val="0"/>
+                        </a:ext>
+                      </a:extLst>
+                    </a:blip>
+                    <a:srcRect/>
+                    <a:stretch>
+                      <a:fillRect/>
+                    </a:stretch>
+                  </pic:blipFill>
+                  <pic:spPr bwMode="auto">
+                    <a:xfrm>
+                      <a:off x="0" y="0"/>
+                      <a:ext cx="5760720" cy="2734519"/>
+                    </a:xfrm>
+                    <a:prstGeom prst="rect">
+                      <a:avLst/>
+                    </a:prstGeom>
+                    <a:noFill/>
+                    <a:ln>
+                      <a:noFill/>
+                    </a:ln>
+                  </pic:spPr>
+                </pic:pic>
+              </a:graphicData>
+            </a:graphic>
+          </wp:inline>
+        </w:drawing>
+      </w:r>
+    </w:p>
+    <w:p>
+      <w:pPr>
+        <w:rPr>
+          <w:sz w:val="50"/>
+          <w:szCs w:val="50"/>
+        </w:rPr>
+      </w:pPr>
+      <w:r>
+        <w:rPr>
+          <w:sz w:val="50"/>
+          <w:szCs w:val="50"/>
+        </w:rPr>
+        <w:t>Megoldás:</w:t>
+      </w:r>
+    </w:p>
+    <w:p>
+      <w:pPr>
+        <w:ind w:left="708"/>
+        <w:rPr>
+          <w:rFonts w:ascii="Times New Roman" w:hAnsi="Times New Roman" w:cs="Times New Roman"/>
+          <w:sz w:val="24"/>
+          <w:szCs w:val="24"/>
+        </w:rPr>
+      </w:pPr>
+      <w:r>
+        <w:rPr>
+          <w:rFonts w:ascii="Times New Roman" w:hAnsi="Times New Roman" w:cs="Times New Roman"/>
+          <w:sz w:val="24"/>
+          <w:szCs w:val="24"/>
+        </w:rPr>
+        <w:t xml:space="preserve">A bejelentkezés oldalon volt írva egy + egy sor amit át kellett írni és a gyorsító </w:t>
+      </w:r>
+      <w:proofErr w:type="gramStart"/>
+      <w:r>
+        <w:rPr>
+          <w:rFonts w:ascii="Times New Roman" w:hAnsi="Times New Roman" w:cs="Times New Roman"/>
+          <w:sz w:val="24"/>
+          <w:szCs w:val="24"/>
+        </w:rPr>
+        <w:t>tárt  kellett</w:t>
+      </w:r>
+      <w:proofErr w:type="gramEnd"/>
+      <w:r>
+        <w:rPr>
+          <w:rFonts w:ascii="Times New Roman" w:hAnsi="Times New Roman" w:cs="Times New Roman"/>
+          <w:sz w:val="24"/>
+          <w:szCs w:val="24"/>
+        </w:rPr>
+        <w:t xml:space="preserve"> kapcsolni és így javult meg a hiba.</w:t>
+      </w:r>
+    </w:p>
+    <w:p>
+      <w:pPr>
+        <w:ind w:left="708"/>
+        <w:rPr>
+          <w:rFonts w:ascii="Times New Roman" w:hAnsi="Times New Roman" w:cs="Times New Roman"/>
+          <w:sz w:val="24"/>
+          <w:szCs w:val="24"/>
+        </w:rPr>
+      </w:pPr>
+    </w:p>
+    <w:p>
+      <w:pPr>
+        <w:ind w:left="708"/>
+        <w:rPr>
+          <w:rFonts w:ascii="Times New Roman" w:hAnsi="Times New Roman" w:cs="Times New Roman"/>
+          <w:sz w:val="24"/>
+          <w:szCs w:val="24"/>
+        </w:rPr>
+      </w:pPr>
+    </w:p>
+    <w:p>
+      <w:pPr>
+        <w:ind w:left="708"/>
+        <w:rPr>
+          <w:rFonts w:ascii="Times New Roman" w:hAnsi="Times New Roman" w:cs="Times New Roman"/>
+          <w:sz w:val="24"/>
+          <w:szCs w:val="24"/>
+        </w:rPr>
+      </w:pPr>
+    </w:p>
+    <w:p>
+      <w:pPr>
+        <w:rPr>
+          <w:rFonts w:asciiTheme="majorHAnsi" w:hAnsiTheme="majorHAnsi" w:cstheme="majorHAnsi"/>
+          <w:sz w:val="50"/>
+          <w:szCs w:val="50"/>
+        </w:rPr>
+      </w:pPr>
+      <w:r>
+        <w:rPr>
+          <w:rFonts w:ascii="Times New Roman" w:hAnsi="Times New Roman" w:cs="Times New Roman"/>
+          <w:sz w:val="24"/>
+          <w:szCs w:val="24"/>
+        </w:rPr>
+        <w:lastRenderedPageBreak/>
+        <w:t xml:space="preserve"> </w:t>
+      </w:r>
+      <w:r>
+        <w:rPr>
+          <w:rFonts w:ascii="Times New Roman" w:hAnsi="Times New Roman" w:cs="Times New Roman"/>
+          <w:sz w:val="24"/>
+          <w:szCs w:val="24"/>
         </w:rPr>
         <w:tab/>
       </w:r>
       <w:r>
         <w:rPr>
-          <w:rFonts w:ascii="Times New Roman" w:hAnsi="Times New Roman" w:cs="Times New Roman"/>
-          <w:sz w:val="24"/>
-          <w:szCs w:val="24"/>
-        </w:rPr>
-        <w:t xml:space="preserve">Ha a felhasználó </w:t>
-      </w:r>
-      <w:r>
-        <w:rPr>
-          <w:rFonts w:ascii="Times New Roman" w:hAnsi="Times New Roman" w:cs="Times New Roman"/>
-          <w:sz w:val="24"/>
-          <w:szCs w:val="24"/>
-        </w:rPr>
-        <w:t>először lép</w:t>
-      </w:r>
-      <w:r>
-        <w:rPr>
-          <w:rFonts w:ascii="Times New Roman" w:hAnsi="Times New Roman" w:cs="Times New Roman"/>
-          <w:sz w:val="24"/>
-          <w:szCs w:val="24"/>
-        </w:rPr>
-        <w:t>ne</w:t>
-      </w:r>
-      <w:r>
-        <w:rPr>
-          <w:rFonts w:ascii="Times New Roman" w:hAnsi="Times New Roman" w:cs="Times New Roman"/>
-          <w:sz w:val="24"/>
-          <w:szCs w:val="24"/>
-        </w:rPr>
-        <w:t xml:space="preserve"> be az o</w:t>
-      </w:r>
-      <w:r>
-        <w:rPr>
-          <w:rFonts w:ascii="Times New Roman" w:hAnsi="Times New Roman" w:cs="Times New Roman"/>
-          <w:sz w:val="24"/>
-          <w:szCs w:val="24"/>
-        </w:rPr>
-        <w:t>l</w:t>
-      </w:r>
-      <w:r>
-        <w:rPr>
-          <w:rFonts w:ascii="Times New Roman" w:hAnsi="Times New Roman" w:cs="Times New Roman"/>
-          <w:sz w:val="24"/>
-          <w:szCs w:val="24"/>
-        </w:rPr>
-        <w:t>dalra</w:t>
+          <w:rFonts w:asciiTheme="majorHAnsi" w:hAnsiTheme="majorHAnsi" w:cstheme="majorHAnsi"/>
+          <w:sz w:val="50"/>
+          <w:szCs w:val="50"/>
+        </w:rPr>
+        <w:t xml:space="preserve">3. </w:t>
+      </w:r>
+    </w:p>
+    <w:p>
+      <w:pPr>
+        <w:rPr>
+          <w:rFonts w:asciiTheme="majorHAnsi" w:hAnsiTheme="majorHAnsi" w:cstheme="majorHAnsi"/>
+          <w:sz w:val="50"/>
+          <w:szCs w:val="50"/>
+        </w:rPr>
+      </w:pPr>
+      <w:r>
+        <w:rPr>
+          <w:rFonts w:asciiTheme="majorHAnsi" w:hAnsiTheme="majorHAnsi" w:cstheme="majorHAnsi"/>
+          <w:sz w:val="50"/>
+          <w:szCs w:val="50"/>
+        </w:rPr>
+        <w:tab/>
+      </w:r>
+      <w:r>
+        <w:rPr>
+          <w:rFonts w:asciiTheme="majorHAnsi" w:hAnsiTheme="majorHAnsi" w:cstheme="majorHAnsi"/>
+          <w:sz w:val="50"/>
+          <w:szCs w:val="50"/>
+        </w:rPr>
+        <w:tab/>
+        <w:t>Hiba:</w:t>
+      </w:r>
+    </w:p>
+    <w:p>
+      <w:pPr>
+        <w:ind w:left="1416" w:firstLine="708"/>
+        <w:jc w:val="center"/>
+      </w:pPr>
+      <w:r>
+        <w:rPr>
+          <w:rFonts w:ascii="Times New Roman" w:hAnsi="Times New Roman" w:cs="Times New Roman"/>
+          <w:sz w:val="24"/>
+          <w:szCs w:val="24"/>
+        </w:rPr>
+        <w:t xml:space="preserve">Az </w:t>
+      </w:r>
+      <w:proofErr w:type="gramStart"/>
+      <w:r>
+        <w:rPr>
+          <w:rFonts w:ascii="Times New Roman" w:hAnsi="Times New Roman" w:cs="Times New Roman"/>
+          <w:sz w:val="24"/>
+          <w:szCs w:val="24"/>
+        </w:rPr>
+        <w:t>kölcsönözhető  autók</w:t>
+      </w:r>
+      <w:proofErr w:type="gramEnd"/>
+      <w:r>
+        <w:rPr>
+          <w:rFonts w:ascii="Times New Roman" w:hAnsi="Times New Roman" w:cs="Times New Roman"/>
+          <w:sz w:val="24"/>
+          <w:szCs w:val="24"/>
+        </w:rPr>
+        <w:t xml:space="preserve"> oldalon nem volt jó a szűrő gomb , mert nem hozta le adatbázisból az autók márkáinak neveit.  így a felhasználó nem tudott a szűréssel keresni az autók között.</w:t>
+      </w:r>
+    </w:p>
+    <w:p>
+      <w:r>
+        <w:rPr>
+          <w:noProof/>
+        </w:rPr>
+        <w:drawing>
+          <wp:inline distT="0" distB="0" distL="0" distR="0" wp14:anchorId="791329B7" wp14:editId="6F344398">
+            <wp:extent cx="5760720" cy="2858770"/>
+            <wp:effectExtent l="0" t="0" r="0" b="0"/>
+            <wp:docPr id="1" name="Kép 1"/>
+            <wp:cNvGraphicFramePr>
+              <a:graphicFrameLocks xmlns:a="http://schemas.openxmlformats.org/drawingml/2006/main" noChangeAspect="1"/>
+            </wp:cNvGraphicFramePr>
+            <a:graphic xmlns:a="http://schemas.openxmlformats.org/drawingml/2006/main">
+              <a:graphicData uri="http://schemas.openxmlformats.org/drawingml/2006/picture">
+                <pic:pic xmlns:pic="http://schemas.openxmlformats.org/drawingml/2006/picture">
+                  <pic:nvPicPr>
+                    <pic:cNvPr id="0" name="Picture 1"/>
+                    <pic:cNvPicPr>
+                      <a:picLocks noChangeAspect="1" noChangeArrowheads="1"/>
+                    </pic:cNvPicPr>
+                  </pic:nvPicPr>
+                  <pic:blipFill>
+                    <a:blip r:embed="rId7" cstate="print">
+                      <a:extLst>
+                        <a:ext uri="{28A0092B-C50C-407E-A947-70E740481C1C}">
+                          <a14:useLocalDpi xmlns:a14="http://schemas.microsoft.com/office/drawing/2010/main" val="0"/>
+                        </a:ext>
+                      </a:extLst>
+                    </a:blip>
+                    <a:srcRect/>
+                    <a:stretch>
+                      <a:fillRect/>
+                    </a:stretch>
+                  </pic:blipFill>
+                  <pic:spPr bwMode="auto">
+                    <a:xfrm>
+                      <a:off x="0" y="0"/>
+                      <a:ext cx="5760720" cy="2858770"/>
+                    </a:xfrm>
+                    <a:prstGeom prst="rect">
+                      <a:avLst/>
+                    </a:prstGeom>
+                    <a:noFill/>
+                    <a:ln>
+                      <a:noFill/>
+                    </a:ln>
+                  </pic:spPr>
+                </pic:pic>
+              </a:graphicData>
+            </a:graphic>
+          </wp:inline>
+        </w:drawing>
+      </w:r>
+    </w:p>
+    <w:p>
+      <w:pPr>
+        <w:rPr>
+          <w:rFonts w:ascii="Times New Roman" w:hAnsi="Times New Roman" w:cs="Times New Roman"/>
+          <w:sz w:val="24"/>
+          <w:szCs w:val="24"/>
+        </w:rPr>
+      </w:pPr>
+      <w:r>
+        <w:tab/>
+      </w:r>
+      <w:r>
+        <w:rPr>
+          <w:sz w:val="50"/>
+          <w:szCs w:val="50"/>
+        </w:rPr>
+        <w:t>Megoldás</w:t>
+      </w:r>
+      <w:r>
+        <w:rPr>
+          <w:sz w:val="50"/>
+          <w:szCs w:val="50"/>
+        </w:rPr>
+        <w:t>:</w:t>
+      </w:r>
+    </w:p>
+    <w:p>
+      <w:pPr>
+        <w:rPr>
+          <w:rFonts w:ascii="Times New Roman" w:hAnsi="Times New Roman" w:cs="Times New Roman"/>
+          <w:sz w:val="24"/>
+          <w:szCs w:val="24"/>
+        </w:rPr>
+      </w:pPr>
+      <w:r>
+        <w:rPr>
+          <w:sz w:val="50"/>
+          <w:szCs w:val="50"/>
+        </w:rPr>
+        <w:tab/>
+      </w:r>
+      <w:r>
+        <w:rPr>
+          <w:sz w:val="50"/>
+          <w:szCs w:val="50"/>
+        </w:rPr>
+        <w:tab/>
+      </w:r>
+      <w:r>
+        <w:rPr>
+          <w:rFonts w:ascii="Times New Roman" w:hAnsi="Times New Roman" w:cs="Times New Roman"/>
+          <w:sz w:val="24"/>
+          <w:szCs w:val="24"/>
+        </w:rPr>
+        <w:t xml:space="preserve">A </w:t>
+      </w:r>
+      <w:proofErr w:type="spellStart"/>
+      <w:r>
+        <w:rPr>
+          <w:rFonts w:ascii="Times New Roman" w:hAnsi="Times New Roman" w:cs="Times New Roman"/>
+          <w:sz w:val="24"/>
+          <w:szCs w:val="24"/>
+        </w:rPr>
+        <w:t>Mysql</w:t>
+      </w:r>
+      <w:proofErr w:type="spellEnd"/>
+      <w:r>
+        <w:rPr>
+          <w:rFonts w:ascii="Times New Roman" w:hAnsi="Times New Roman" w:cs="Times New Roman"/>
+          <w:sz w:val="24"/>
+          <w:szCs w:val="24"/>
+        </w:rPr>
+        <w:t xml:space="preserve"> adatbázisban elkülönítettük az autók márkáját és átírtuk az adatlekérés kódját.</w:t>
+      </w:r>
+    </w:p>
+    <w:p>
+      <w:pPr>
+        <w:rPr>
+          <w:rFonts w:ascii="Times New Roman" w:hAnsi="Times New Roman" w:cs="Times New Roman"/>
+          <w:sz w:val="24"/>
+          <w:szCs w:val="24"/>
+        </w:rPr>
+      </w:pPr>
+    </w:p>
+    <w:p>
+      <w:pPr>
+        <w:rPr>
+          <w:rFonts w:ascii="Times New Roman" w:hAnsi="Times New Roman" w:cs="Times New Roman"/>
+          <w:sz w:val="24"/>
+          <w:szCs w:val="24"/>
+        </w:rPr>
+      </w:pPr>
+      <w:r>
+        <w:rPr>
+          <w:rFonts w:ascii="Times New Roman" w:hAnsi="Times New Roman" w:cs="Times New Roman"/>
+          <w:sz w:val="24"/>
+          <w:szCs w:val="24"/>
+        </w:rPr>
+        <w:drawing>
+          <wp:inline distT="0" distB="0" distL="0" distR="0" wp14:anchorId="6041C719" wp14:editId="2544F2EB">
+            <wp:extent cx="5760720" cy="2889250"/>
+            <wp:effectExtent l="0" t="0" r="0" b="6350"/>
+            <wp:docPr id="4" name="Kép 4"/>
+            <wp:cNvGraphicFramePr>
+              <a:graphicFrameLocks xmlns:a="http://schemas.openxmlformats.org/drawingml/2006/main" noChangeAspect="1"/>
+            </wp:cNvGraphicFramePr>
+            <a:graphic xmlns:a="http://schemas.openxmlformats.org/drawingml/2006/main">
+              <a:graphicData uri="http://schemas.openxmlformats.org/drawingml/2006/picture">
+                <pic:pic xmlns:pic="http://schemas.openxmlformats.org/drawingml/2006/picture">
+                  <pic:nvPicPr>
+                    <pic:cNvPr id="1" name=""/>
+                    <pic:cNvPicPr/>
+                  </pic:nvPicPr>
+                  <pic:blipFill>
+                    <a:blip r:embed="rId8"/>
+                    <a:stretch>
+                      <a:fillRect/>
+                    </a:stretch>
+                  </pic:blipFill>
+                  <pic:spPr>
+                    <a:xfrm>
+                      <a:off x="0" y="0"/>
+                      <a:ext cx="5760720" cy="2889250"/>
+                    </a:xfrm>
+                    <a:prstGeom prst="rect">
+                      <a:avLst/>
+                    </a:prstGeom>
+                  </pic:spPr>
+                </pic:pic>
+              </a:graphicData>
+            </a:graphic>
+          </wp:inline>
+        </w:drawing>
       </w:r>
       <w:bookmarkStart w:id="0" w:name="_GoBack"/>
       <w:bookmarkEnd w:id="0"/>
-      <w:r>
-        <w:rPr>
-          <w:rFonts w:ascii="Times New Roman" w:hAnsi="Times New Roman" w:cs="Times New Roman"/>
-          <w:sz w:val="24"/>
-          <w:szCs w:val="24"/>
-        </w:rPr>
-        <w:t xml:space="preserve"> </w:t>
-      </w:r>
-    </w:p>
-    <w:p>
-      <w:pPr>
-        <w:rPr>
-          <w:sz w:val="50"/>
-          <w:szCs w:val="50"/>
-        </w:rPr>
-      </w:pPr>
     </w:p>
     <w:sectPr>
       <w:pgSz w:w="11906" w:h="16838"/>
@@ -455,8 +943,100 @@
       </w:pPr>
     </w:lvl>
   </w:abstractNum>
+  <w:abstractNum w:abstractNumId="1" w15:restartNumberingAfterBreak="0">
+    <w:nsid w:val="6C6F354C"/>
+    <w:multiLevelType w:val="hybridMultilevel"/>
+    <w:tmpl w:val="4078C4A0"/>
+    <w:lvl w:ilvl="0" w:tplc="082CEF1A">
+      <w:start w:val="3"/>
+      <w:numFmt w:val="decimal"/>
+      <w:lvlText w:val="%1"/>
+      <w:lvlJc w:val="left"/>
+      <w:pPr>
+        <w:ind w:left="720" w:hanging="360"/>
+      </w:pPr>
+      <w:rPr>
+        <w:rFonts w:hint="default"/>
+      </w:rPr>
+    </w:lvl>
+    <w:lvl w:ilvl="1" w:tplc="040E0019" w:tentative="1">
+      <w:start w:val="1"/>
+      <w:numFmt w:val="lowerLetter"/>
+      <w:lvlText w:val="%2."/>
+      <w:lvlJc w:val="left"/>
+      <w:pPr>
+        <w:ind w:left="1440" w:hanging="360"/>
+      </w:pPr>
+    </w:lvl>
+    <w:lvl w:ilvl="2" w:tplc="040E001B" w:tentative="1">
+      <w:start w:val="1"/>
+      <w:numFmt w:val="lowerRoman"/>
+      <w:lvlText w:val="%3."/>
+      <w:lvlJc w:val="right"/>
+      <w:pPr>
+        <w:ind w:left="2160" w:hanging="180"/>
+      </w:pPr>
+    </w:lvl>
+    <w:lvl w:ilvl="3" w:tplc="040E000F" w:tentative="1">
+      <w:start w:val="1"/>
+      <w:numFmt w:val="decimal"/>
+      <w:lvlText w:val="%4."/>
+      <w:lvlJc w:val="left"/>
+      <w:pPr>
+        <w:ind w:left="2880" w:hanging="360"/>
+      </w:pPr>
+    </w:lvl>
+    <w:lvl w:ilvl="4" w:tplc="040E0019" w:tentative="1">
+      <w:start w:val="1"/>
+      <w:numFmt w:val="lowerLetter"/>
+      <w:lvlText w:val="%5."/>
+      <w:lvlJc w:val="left"/>
+      <w:pPr>
+        <w:ind w:left="3600" w:hanging="360"/>
+      </w:pPr>
+    </w:lvl>
+    <w:lvl w:ilvl="5" w:tplc="040E001B" w:tentative="1">
+      <w:start w:val="1"/>
+      <w:numFmt w:val="lowerRoman"/>
+      <w:lvlText w:val="%6."/>
+      <w:lvlJc w:val="right"/>
+      <w:pPr>
+        <w:ind w:left="4320" w:hanging="180"/>
+      </w:pPr>
+    </w:lvl>
+    <w:lvl w:ilvl="6" w:tplc="040E000F" w:tentative="1">
+      <w:start w:val="1"/>
+      <w:numFmt w:val="decimal"/>
+      <w:lvlText w:val="%7."/>
+      <w:lvlJc w:val="left"/>
+      <w:pPr>
+        <w:ind w:left="5040" w:hanging="360"/>
+      </w:pPr>
+    </w:lvl>
+    <w:lvl w:ilvl="7" w:tplc="040E0019" w:tentative="1">
+      <w:start w:val="1"/>
+      <w:numFmt w:val="lowerLetter"/>
+      <w:lvlText w:val="%8."/>
+      <w:lvlJc w:val="left"/>
+      <w:pPr>
+        <w:ind w:left="5760" w:hanging="360"/>
+      </w:pPr>
+    </w:lvl>
+    <w:lvl w:ilvl="8" w:tplc="040E001B" w:tentative="1">
+      <w:start w:val="1"/>
+      <w:numFmt w:val="lowerRoman"/>
+      <w:lvlText w:val="%9."/>
+      <w:lvlJc w:val="right"/>
+      <w:pPr>
+        <w:ind w:left="6480" w:hanging="180"/>
+      </w:pPr>
+    </w:lvl>
+  </w:abstractNum>
   <w:num w:numId="1">
     <w:abstractNumId w:val="0"/>
+  </w:num>
+  <w:num w:numId="2">
+    <w:abstractNumId w:val="1"/>
   </w:num>
 </w:numbering>
 </file>
